--- a/pract-4-awdf-24cs033.docx
+++ b/pract-4-awdf-24cs033.docx
@@ -603,41 +603,11 @@
             <w:tcW w:w="10530" w:type="dxa"/>
           </w:tcPr>
           <w:p>
-            <w:pPr>
-              <w:jc w:val="center"/>
-            </w:pPr>
-            <w:r/>
-            <w:r>
-              <w:rPr>
-                <w:rFonts w:ascii="Times New Roman" w:hAnsi="Times New Roman"/>
-                <w:b/>
-                <w:sz w:val="24"/>
-              </w:rPr>
+            <w:r>
               <w:t>Code</w:t>
-            </w:r>
-          </w:p>
-          <w:p>
-            <w:pPr>
-              <w:jc w:val="left"/>
-            </w:pPr>
-            <w:r>
-              <w:rPr>
-                <w:rFonts w:ascii="Times New Roman" w:hAnsi="Times New Roman"/>
-                <w:b/>
-                <w:sz w:val="21"/>
-              </w:rPr>
+              <w:br/>
               <w:t>1. server.js (Complete Express Server, Middlewares, and CRUD Routes):</w:t>
-            </w:r>
-          </w:p>
-          <w:p>
-            <w:pPr>
-              <w:jc w:val="left"/>
-            </w:pPr>
-            <w:r>
-              <w:rPr>
-                <w:rFonts w:ascii="Consolas" w:hAnsi="Consolas"/>
-                <w:sz w:val="17"/>
-              </w:rPr>
+              <w:br/>
               <w:t>/**</w:t>
               <w:br/>
               <w:t xml:space="preserve"> * Charotar University of Science and Technology (CHARUSAT)</w:t>
@@ -648,7 +618,7 @@
               <w:br/>
               <w:t xml:space="preserve"> * Practical 4: Building a RESTful API with Node.js and Express</w:t>
               <w:br/>
-              <w:t xml:space="preserve"> * Student: Dharm Lakhani (24CS046)</w:t>
+              <w:t xml:space="preserve"> * Student: Romit Kakadiya (24CS033)</w:t>
               <w:br/>
               <w:t xml:space="preserve"> */</w:t>
               <w:br/>
@@ -832,7 +802,7 @@
               <w:br/>
               <w:t xml:space="preserve">    message: 'Welcome to Task Manager RESTful API (Practical 4)',</w:t>
               <w:br/>
-              <w:t xml:space="preserve">    author: 'Dharm Lakhani (24CS046)',</w:t>
+              <w:t xml:space="preserve">    author: 'Romit Kakadiya (24CS033)',</w:t>
               <w:br/>
               <w:t xml:space="preserve">    course: 'ITUE301: Advanced Web Development Frameworks',</w:t>
               <w:br/>
@@ -1227,30 +1197,9 @@
               <w:br/>
               <w:t>module.exports = app;</w:t>
               <w:br/>
-            </w:r>
-          </w:p>
-          <w:p>
-            <w:pPr>
-              <w:jc w:val="left"/>
-            </w:pPr>
-            <w:r>
-              <w:rPr>
-                <w:rFonts w:ascii="Times New Roman" w:hAnsi="Times New Roman"/>
-                <w:b/>
-                <w:sz w:val="21"/>
-              </w:rPr>
+              <w:br/>
               <w:t>2. test-api.js (Automated REST API Test Suite):</w:t>
-            </w:r>
-          </w:p>
-          <w:p>
-            <w:pPr>
-              <w:jc w:val="left"/>
-            </w:pPr>
-            <w:r>
-              <w:rPr>
-                <w:rFonts w:ascii="Consolas" w:hAnsi="Consolas"/>
-                <w:sz w:val="17"/>
-              </w:rPr>
+              <w:br/>
               <w:t>const app = require('./server');</w:t>
               <w:br/>
               <w:t>const http = require('http');</w:t>
@@ -1300,7 +1249,7 @@
               <w:br/>
               <w:t xml:space="preserve">  console.log('  Practical 4: Express RESTful API Automated Verification Test ');</w:t>
               <w:br/>
-              <w:t xml:space="preserve">  console.log('  Student: Dharm Lakhani (24CS046) | ITUE301                        ');</w:t>
+              <w:t xml:space="preserve">  console.log('  Student: Romit Kakadiya (24CS033) | ITUE301                        ');</w:t>
               <w:br/>
               <w:t xml:space="preserve">  console.log('===============================================================\n');</w:t>
               <w:br/>
@@ -1564,33 +1513,12 @@
               <w:br/>
               <w:t>});</w:t>
               <w:br/>
-            </w:r>
-          </w:p>
-          <w:p>
-            <w:pPr>
-              <w:jc w:val="left"/>
-            </w:pPr>
-            <w:r>
-              <w:rPr>
-                <w:rFonts w:ascii="Times New Roman" w:hAnsi="Times New Roman"/>
-                <w:b/>
-                <w:sz w:val="21"/>
-              </w:rPr>
+              <w:br/>
               <w:t>3. package.json:</w:t>
-            </w:r>
-          </w:p>
-          <w:p>
-            <w:pPr>
-              <w:jc w:val="left"/>
-            </w:pPr>
-            <w:r>
-              <w:rPr>
-                <w:rFonts w:ascii="Consolas" w:hAnsi="Consolas"/>
-                <w:sz w:val="17"/>
-              </w:rPr>
+              <w:br/>
               <w:t>{</w:t>
               <w:br/>
-              <w:t xml:space="preserve">  "name": "task-manager-api-24cs046",</w:t>
+              <w:t xml:space="preserve">  "name": "AWDF_Practical_5",</w:t>
               <w:br/>
               <w:t xml:space="preserve">  "version": "1.0.0",</w:t>
               <w:br/>
@@ -1622,7 +1550,7 @@
               <w:br/>
               <w:t xml:space="preserve">  ],</w:t>
               <w:br/>
-              <w:t xml:space="preserve">  "author": "Dharm Lakhani (24CS046)",</w:t>
+              <w:t xml:space="preserve">  "author": "Romit Kakadiya (24CS033)",</w:t>
               <w:br/>
               <w:t xml:space="preserve">  "license": "ISC",</w:t>
               <w:br/>
@@ -1664,25 +1592,8 @@
             <w:shd w:val="clear" w:color="auto" w:fill="auto"/>
           </w:tcPr>
           <w:p>
-            <w:pPr>
-              <w:jc w:val="left"/>
-            </w:pPr>
-            <w:r/>
-            <w:r>
-              <w:rPr>
-                <w:rFonts w:ascii="Times New Roman" w:hAnsi="Times New Roman"/>
-                <w:b/>
-                <w:sz w:val="22"/>
-              </w:rPr>
-              <w:t xml:space="preserve">GitHub Link Repository Link: </w:t>
-            </w:r>
-            <w:r>
-              <w:rPr>
-                <w:rFonts w:ascii="Times New Roman" w:hAnsi="Times New Roman"/>
-                <w:b/>
-                <w:sz w:val="22"/>
-              </w:rPr>
-              <w:t>https://github.com/24CS046Dharm/24cs046-awdf-practical4</w:t>
+            <w:r>
+              <w:t>GitHub Link Repository Link: https://github.com/24CS033Romit/AWDF_Practical_4</w:t>
             </w:r>
           </w:p>
         </w:tc>
@@ -1752,365 +1663,515 @@
             <w:tcW w:w="10530" w:type="dxa"/>
           </w:tcPr>
           <w:p>
-            <w:r/>
-          </w:p>
-          <w:p>
-            <w:pPr>
-              <w:jc w:val="both"/>
-            </w:pPr>
-            <w:r>
-              <w:rPr>
-                <w:rFonts w:ascii="Times New Roman" w:hAnsi="Times New Roman"/>
-                <w:b/>
-                <w:sz w:val="22"/>
-              </w:rPr>
-              <w:br/>
+            <w:pPr>
+              <w:spacing w:after="80"/>
+            </w:pPr>
+            <w:r>
               <w:t>1. Server Initialization &amp; Middleware Pipeline:</w:t>
-              <w:br/>
-            </w:r>
-            <w:r>
-              <w:rPr>
-                <w:rFonts w:ascii="Times New Roman" w:hAnsi="Times New Roman"/>
-                <w:sz w:val="22"/>
-              </w:rPr>
+            </w:r>
+          </w:p>
+          <w:p>
+            <w:pPr>
+              <w:spacing w:after="80"/>
+            </w:pPr>
+            <w:r>
               <w:t>Configured an Express server listening on port 5000 with express.json() parser, global logging, route controllers, 404 handler, and global error middleware.</w:t>
             </w:r>
           </w:p>
           <w:p>
             <w:pPr>
-              <w:jc w:val="both"/>
-            </w:pPr>
-            <w:r>
-              <w:rPr>
-                <w:rFonts w:ascii="Times New Roman" w:hAnsi="Times New Roman"/>
-                <w:b/>
-                <w:sz w:val="22"/>
-              </w:rPr>
-              <w:br/>
+              <w:spacing w:after="80"/>
+            </w:pPr>
+            <w:r>
               <w:t>2. Global Request Logging Middleware (Step 3):</w:t>
-              <w:br/>
-            </w:r>
-            <w:r>
-              <w:rPr>
-                <w:rFonts w:ascii="Times New Roman" w:hAnsi="Times New Roman"/>
-                <w:sz w:val="22"/>
-              </w:rPr>
+            </w:r>
+          </w:p>
+          <w:p>
+            <w:pPr>
+              <w:spacing w:after="80"/>
+            </w:pPr>
+            <w:r>
               <w:t>Every incoming HTTP request triggers the logging middleware which outputs the method, URL path, and ISO timestamp (e.g. "[2026-10-11T18:23:59.708Z] GET /tasks").</w:t>
             </w:r>
           </w:p>
           <w:p>
             <w:pPr>
-              <w:jc w:val="both"/>
-            </w:pPr>
-            <w:r>
-              <w:rPr>
-                <w:rFonts w:ascii="Times New Roman" w:hAnsi="Times New Roman"/>
-                <w:b/>
-                <w:sz w:val="22"/>
-              </w:rPr>
-              <w:br/>
+              <w:spacing w:after="80"/>
+            </w:pPr>
+            <w:r>
               <w:t>3. Read All Tasks (GET /tasks - 200 OK):</w:t>
-              <w:br/>
-            </w:r>
-            <w:r>
-              <w:rPr>
-                <w:rFonts w:ascii="Times New Roman" w:hAnsi="Times New Roman"/>
-                <w:sz w:val="22"/>
-              </w:rPr>
+            </w:r>
+          </w:p>
+          <w:p>
+            <w:pPr>
+              <w:spacing w:after="80"/>
+            </w:pPr>
+            <w:r>
               <w:t>Returns the array of all task objects with HTTP status code 200 OK. Supports optional query parameters ?status= and ?search= for filtering.</w:t>
             </w:r>
           </w:p>
           <w:p>
             <w:pPr>
-              <w:jc w:val="both"/>
-            </w:pPr>
-            <w:r>
-              <w:rPr>
-                <w:rFonts w:ascii="Times New Roman" w:hAnsi="Times New Roman"/>
-                <w:b/>
-                <w:sz w:val="22"/>
-              </w:rPr>
-              <w:br/>
+              <w:spacing w:after="80"/>
+            </w:pPr>
+            <w:r>
               <w:t>4. Create Task (POST /tasks - 201 Created):</w:t>
-              <w:br/>
-            </w:r>
-            <w:r>
-              <w:rPr>
-                <w:rFonts w:ascii="Times New Roman" w:hAnsi="Times New Roman"/>
-                <w:sz w:val="22"/>
-              </w:rPr>
+            </w:r>
+          </w:p>
+          <w:p>
+            <w:pPr>
+              <w:spacing w:after="80"/>
+            </w:pPr>
+            <w:r>
               <w:t>Receives JSON payload, generates a unique ID, records creation/update timestamps, and appends the new task to the in-memory array returning HTTP 201 Created.</w:t>
             </w:r>
           </w:p>
           <w:p>
             <w:pPr>
-              <w:jc w:val="both"/>
-            </w:pPr>
-            <w:r>
-              <w:rPr>
-                <w:rFonts w:ascii="Times New Roman" w:hAnsi="Times New Roman"/>
-                <w:b/>
-                <w:sz w:val="22"/>
-              </w:rPr>
-              <w:br/>
+              <w:spacing w:after="80"/>
+            </w:pPr>
+            <w:r>
               <w:t>5. Read Single Task by ID (GET /tasks/:id - 200 OK / 404 Not Found):</w:t>
-              <w:br/>
-            </w:r>
-            <w:r>
-              <w:rPr>
-                <w:rFonts w:ascii="Times New Roman" w:hAnsi="Times New Roman"/>
-                <w:sz w:val="22"/>
-              </w:rPr>
+            </w:r>
+          </w:p>
+          <w:p>
+            <w:pPr>
+              <w:spacing w:after="80"/>
+            </w:pPr>
+            <w:r>
               <w:t>Finds task by identifier. If present, returns HTTP 200 OK. If not found, returns HTTP 404 with a structured error response.</w:t>
             </w:r>
           </w:p>
           <w:p>
             <w:pPr>
-              <w:jc w:val="both"/>
-            </w:pPr>
-            <w:r>
-              <w:rPr>
-                <w:rFonts w:ascii="Times New Roman" w:hAnsi="Times New Roman"/>
-                <w:b/>
-                <w:sz w:val="22"/>
-              </w:rPr>
-              <w:br/>
+              <w:spacing w:after="80"/>
+            </w:pPr>
+            <w:r>
               <w:t>6. Update Task (PUT /tasks/:id - 200 OK / 404 Not Found):</w:t>
-              <w:br/>
-            </w:r>
-            <w:r>
-              <w:rPr>
-                <w:rFonts w:ascii="Times New Roman" w:hAnsi="Times New Roman"/>
-                <w:sz w:val="22"/>
-              </w:rPr>
+            </w:r>
+          </w:p>
+          <w:p>
+            <w:pPr>
+              <w:spacing w:after="80"/>
+            </w:pPr>
+            <w:r>
               <w:t>Modifies task title, description, or status, updates the updatedAt timestamp, and returns the modified object with HTTP 200 OK.</w:t>
             </w:r>
           </w:p>
           <w:p>
             <w:pPr>
-              <w:jc w:val="both"/>
-            </w:pPr>
-            <w:r>
-              <w:rPr>
-                <w:rFonts w:ascii="Times New Roman" w:hAnsi="Times New Roman"/>
-                <w:b/>
-                <w:sz w:val="22"/>
-              </w:rPr>
-              <w:br/>
+              <w:spacing w:after="80"/>
+            </w:pPr>
+            <w:r>
               <w:t>7. Delete Task (DELETE /tasks/:id - 200 OK / 404 Not Found):</w:t>
-              <w:br/>
-            </w:r>
-            <w:r>
-              <w:rPr>
-                <w:rFonts w:ascii="Times New Roman" w:hAnsi="Times New Roman"/>
-                <w:sz w:val="22"/>
-              </w:rPr>
+            </w:r>
+          </w:p>
+          <w:p>
+            <w:pPr>
+              <w:spacing w:after="80"/>
+            </w:pPr>
+            <w:r>
               <w:t>Removes the specified task from the storage array and returns confirmation with HTTP 200 OK.</w:t>
             </w:r>
           </w:p>
           <w:p>
             <w:pPr>
-              <w:jc w:val="both"/>
-            </w:pPr>
-            <w:r>
-              <w:rPr>
-                <w:rFonts w:ascii="Times New Roman" w:hAnsi="Times New Roman"/>
-                <w:b/>
-                <w:sz w:val="22"/>
-              </w:rPr>
-              <w:br/>
+              <w:spacing w:after="80"/>
+            </w:pPr>
+            <w:r>
               <w:t>8. Supplementary Problem 1 - Content-Type Header Enforcement:</w:t>
-              <w:br/>
-            </w:r>
-            <w:r>
-              <w:rPr>
-                <w:rFonts w:ascii="Times New Roman" w:hAnsi="Times New Roman"/>
-                <w:sz w:val="22"/>
-              </w:rPr>
+            </w:r>
+          </w:p>
+          <w:p>
+            <w:pPr>
+              <w:spacing w:after="80"/>
+            </w:pPr>
+            <w:r>
               <w:t>Requests to POST /tasks and PUT /tasks without the "Content-Type: application/json" header are intercepted and rejected with HTTP 400 Bad Request.</w:t>
             </w:r>
           </w:p>
           <w:p>
             <w:pPr>
-              <w:jc w:val="both"/>
-            </w:pPr>
-            <w:r>
-              <w:rPr>
-                <w:rFonts w:ascii="Times New Roman" w:hAnsi="Times New Roman"/>
-                <w:b/>
-                <w:sz w:val="22"/>
-              </w:rPr>
-              <w:br/>
+              <w:spacing w:after="80"/>
+            </w:pPr>
+            <w:r>
               <w:t>9. Supplementary Problem 2 - Route-Specific Task ID Validation:</w:t>
-              <w:br/>
-            </w:r>
-            <w:r>
-              <w:rPr>
-                <w:rFonts w:ascii="Times New Roman" w:hAnsi="Times New Roman"/>
-                <w:sz w:val="22"/>
-              </w:rPr>
+            </w:r>
+          </w:p>
+          <w:p>
+            <w:pPr>
+              <w:spacing w:after="80"/>
+            </w:pPr>
+            <w:r>
               <w:t>A specialized middleware validateTaskId intercepts routes with :id parameter, rejecting non-numeric or non-positive IDs (e.g., /tasks/abc) with HTTP 400 Bad Request before hitting controller logic.</w:t>
             </w:r>
           </w:p>
           <w:p>
             <w:pPr>
-              <w:jc w:val="both"/>
-            </w:pPr>
-            <w:r>
-              <w:rPr>
-                <w:rFonts w:ascii="Times New Roman" w:hAnsi="Times New Roman"/>
-                <w:b/>
-                <w:sz w:val="22"/>
-              </w:rPr>
-              <w:br/>
+              <w:spacing w:after="80"/>
+            </w:pPr>
+            <w:r>
               <w:t>10. Supplementary Problem 3 - Structured 404 Handler for Undefined Routes:</w:t>
-              <w:br/>
-            </w:r>
-            <w:r>
-              <w:rPr>
-                <w:rFonts w:ascii="Times New Roman" w:hAnsi="Times New Roman"/>
-                <w:sz w:val="22"/>
-              </w:rPr>
+            </w:r>
+          </w:p>
+          <w:p>
+            <w:pPr>
+              <w:spacing w:after="80"/>
+            </w:pPr>
+            <w:r>
               <w:t>Any request sent to an unmapped path (e.g., GET /api/undefined-route) returns a clean JSON error response listing all valid available endpoints with HTTP 404 Not Found.</w:t>
             </w:r>
           </w:p>
           <w:p>
             <w:pPr>
-              <w:jc w:val="both"/>
-            </w:pPr>
-            <w:r>
-              <w:rPr>
-                <w:rFonts w:ascii="Times New Roman" w:hAnsi="Times New Roman"/>
-                <w:b/>
-                <w:sz w:val="22"/>
-              </w:rPr>
-              <w:br/>
+              <w:spacing w:after="80"/>
+            </w:pPr>
+            <w:r>
               <w:t>11. Centralized Global Error Handler (Step 5):</w:t>
-              <w:br/>
-            </w:r>
-            <w:r>
-              <w:rPr>
-                <w:rFonts w:ascii="Times New Roman" w:hAnsi="Times New Roman"/>
-                <w:sz w:val="22"/>
-              </w:rPr>
+            </w:r>
+          </w:p>
+          <w:p>
+            <w:pPr>
+              <w:spacing w:after="80"/>
+            </w:pPr>
+            <w:r>
               <w:t>A 4-argument error handling middleware (err, req, res, next) declared as the final middleware catches unhandled exceptions (verified via GET /trigger-error) returning HTTP 500 without leaking raw internal stack traces to clients.</w:t>
             </w:r>
           </w:p>
           <w:p>
             <w:pPr>
-              <w:jc w:val="both"/>
-            </w:pPr>
-            <w:r>
-              <w:rPr>
-                <w:rFonts w:ascii="Times New Roman" w:hAnsi="Times New Roman"/>
-                <w:b/>
-                <w:sz w:val="22"/>
-              </w:rPr>
-              <w:br/>
+              <w:spacing w:after="80"/>
+            </w:pPr>
+            <w:r>
               <w:t>12. Automated Verification &amp; Test Results (100% Pass):</w:t>
-              <w:br/>
-            </w:r>
-            <w:r>
-              <w:rPr>
-                <w:rFonts w:ascii="Times New Roman" w:hAnsi="Times New Roman"/>
-                <w:sz w:val="22"/>
-              </w:rPr>
+            </w:r>
+          </w:p>
+          <w:p>
+            <w:pPr>
+              <w:spacing w:after="80"/>
+            </w:pPr>
+            <w:r>
               <w:t>Executed automated verification script (test-api.js) executing all 12 test assertions covering all CRUD operations, error scenarios, and status codes (200, 201, 400, 404, 500) with 100% pass rate.</w:t>
             </w:r>
           </w:p>
           <w:p>
             <w:pPr>
-              <w:jc w:val="left"/>
-            </w:pPr>
-            <w:r>
-              <w:rPr>
-                <w:rFonts w:ascii="Times New Roman" w:hAnsi="Times New Roman"/>
-                <w:b/>
-                <w:sz w:val="22"/>
-              </w:rPr>
-              <w:br/>
+              <w:spacing w:after="80"/>
+            </w:pPr>
+            <w:r>
               <w:t>Test Suite Execution Output Log:</w:t>
-              <w:br/>
-            </w:r>
-          </w:p>
-          <w:p>
-            <w:pPr>
-              <w:jc w:val="left"/>
-            </w:pPr>
-            <w:r>
-              <w:rPr>
-                <w:rFonts w:ascii="Consolas" w:hAnsi="Consolas"/>
-                <w:sz w:val="17"/>
-              </w:rPr>
+            </w:r>
+          </w:p>
+          <w:p>
+            <w:pPr>
+              <w:spacing w:after="80"/>
+            </w:pPr>
+            <w:r>
               <w:t>===============================================================</w:t>
-              <w:br/>
-              <w:t xml:space="preserve">  Practical 4: Express RESTful API Automated Verification Test </w:t>
-              <w:br/>
-              <w:t xml:space="preserve">  Student: Dharm Lakhani (24CS046) | ITUE301                        </w:t>
-              <w:br/>
+            </w:r>
+          </w:p>
+          <w:p>
+            <w:pPr>
+              <w:spacing w:after="80"/>
+            </w:pPr>
+            <w:r>
+              <w:t>Practical 4: Express RESTful API Automated Verification Test</w:t>
+            </w:r>
+          </w:p>
+          <w:p>
+            <w:pPr>
+              <w:spacing w:after="80"/>
+            </w:pPr>
+            <w:r>
+              <w:t>Student: Romit Kakadiya (24CS033) | ITUE301</w:t>
+            </w:r>
+          </w:p>
+          <w:p>
+            <w:pPr>
+              <w:spacing w:after="80"/>
+            </w:pPr>
+            <w:r>
               <w:t>===============================================================</w:t>
-              <w:br/>
-              <w:br/>
+            </w:r>
+          </w:p>
+          <w:p>
+            <w:pPr>
+              <w:spacing w:after="80"/>
+            </w:pPr>
+            <w:r>
               <w:t>[2026-10-11T18:23:59.687Z] GET /</w:t>
-              <w:br/>
+            </w:r>
+          </w:p>
+          <w:p>
+            <w:pPr>
+              <w:spacing w:after="80"/>
+            </w:pPr>
+            <w:r>
               <w:t>[PASS] Test 1: GET / - API root returns 200 OK</w:t>
-              <w:br/>
+            </w:r>
+          </w:p>
+          <w:p>
+            <w:pPr>
+              <w:spacing w:after="80"/>
+            </w:pPr>
+            <w:r>
               <w:t>[2026-10-11T18:23:59.708Z] GET /tasks</w:t>
-              <w:br/>
+            </w:r>
+          </w:p>
+          <w:p>
+            <w:pPr>
+              <w:spacing w:after="80"/>
+            </w:pPr>
+            <w:r>
               <w:t>[PASS] Test 2: GET /tasks - Retrieve all tasks returns 200 OK with array</w:t>
-              <w:br/>
+            </w:r>
+          </w:p>
+          <w:p>
+            <w:pPr>
+              <w:spacing w:after="80"/>
+            </w:pPr>
+            <w:r>
               <w:t>[2026-10-11T18:23:59.729Z] POST /tasks</w:t>
-              <w:br/>
+            </w:r>
+          </w:p>
+          <w:p>
+            <w:pPr>
+              <w:spacing w:after="80"/>
+            </w:pPr>
+            <w:r>
               <w:t>[PASS] Test 3: POST /tasks without Content-Type header rejected with 400 Bad Request</w:t>
-              <w:br/>
+            </w:r>
+          </w:p>
+          <w:p>
+            <w:pPr>
+              <w:spacing w:after="80"/>
+            </w:pPr>
+            <w:r>
               <w:t>[2026-10-11T18:23:59.747Z] POST /tasks</w:t>
-              <w:br/>
+            </w:r>
+          </w:p>
+          <w:p>
+            <w:pPr>
+              <w:spacing w:after="80"/>
+            </w:pPr>
+            <w:r>
               <w:t>[PASS] Test 4: POST /tasks with valid payload returns 201 Created and new task</w:t>
-              <w:br/>
+            </w:r>
+          </w:p>
+          <w:p>
+            <w:pPr>
+              <w:spacing w:after="80"/>
+            </w:pPr>
+            <w:r>
               <w:t>[2026-10-11T18:23:59.752Z] POST /tasks</w:t>
-              <w:br/>
+            </w:r>
+          </w:p>
+          <w:p>
+            <w:pPr>
+              <w:spacing w:after="80"/>
+            </w:pPr>
+            <w:r>
               <w:t>[PASS] Test 5: POST /tasks with missing title returns 400 Validation Error</w:t>
-              <w:br/>
+            </w:r>
+          </w:p>
+          <w:p>
+            <w:pPr>
+              <w:spacing w:after="80"/>
+            </w:pPr>
+            <w:r>
               <w:t>[2026-10-11T18:23:59.755Z] GET /tasks/4</w:t>
-              <w:br/>
+            </w:r>
+          </w:p>
+          <w:p>
+            <w:pPr>
+              <w:spacing w:after="80"/>
+            </w:pPr>
+            <w:r>
               <w:t>[PASS] Test 6: GET /tasks/:id with valid existing ID returns 200 OK</w:t>
-              <w:br/>
+            </w:r>
+          </w:p>
+          <w:p>
+            <w:pPr>
+              <w:spacing w:after="80"/>
+            </w:pPr>
+            <w:r>
               <w:t>[2026-10-11T18:23:59.760Z] GET /tasks/abc</w:t>
-              <w:br/>
+            </w:r>
+          </w:p>
+          <w:p>
+            <w:pPr>
+              <w:spacing w:after="80"/>
+            </w:pPr>
+            <w:r>
               <w:t>[PASS] Test 7: GET /tasks/:id with invalid ID format ("abc") rejected with 400 Bad Request</w:t>
-              <w:br/>
+            </w:r>
+          </w:p>
+          <w:p>
+            <w:pPr>
+              <w:spacing w:after="80"/>
+            </w:pPr>
+            <w:r>
               <w:t>[2026-10-11T18:23:59.763Z] GET /tasks/9999</w:t>
-              <w:br/>
+            </w:r>
+          </w:p>
+          <w:p>
+            <w:pPr>
+              <w:spacing w:after="80"/>
+            </w:pPr>
+            <w:r>
               <w:t>[PASS] Test 8: GET /tasks/9999 with non-existent ID returns 404 Not Found</w:t>
-              <w:br/>
+            </w:r>
+          </w:p>
+          <w:p>
+            <w:pPr>
+              <w:spacing w:after="80"/>
+            </w:pPr>
+            <w:r>
               <w:t>[2026-10-11T18:23:59.767Z] PUT /tasks/4</w:t>
-              <w:br/>
+            </w:r>
+          </w:p>
+          <w:p>
+            <w:pPr>
+              <w:spacing w:after="80"/>
+            </w:pPr>
+            <w:r>
               <w:t>[PASS] Test 9: PUT /tasks/:id with valid updates returns 200 OK and updated task</w:t>
-              <w:br/>
+            </w:r>
+          </w:p>
+          <w:p>
+            <w:pPr>
+              <w:spacing w:after="80"/>
+            </w:pPr>
+            <w:r>
               <w:t>[2026-10-11T18:23:59.774Z] DELETE /tasks/4</w:t>
-              <w:br/>
+            </w:r>
+          </w:p>
+          <w:p>
+            <w:pPr>
+              <w:spacing w:after="80"/>
+            </w:pPr>
+            <w:r>
               <w:t>[2026-10-11T18:23:59.778Z] GET /tasks/4</w:t>
-              <w:br/>
+            </w:r>
+          </w:p>
+          <w:p>
+            <w:pPr>
+              <w:spacing w:after="80"/>
+            </w:pPr>
+            <w:r>
               <w:t>[PASS] Test 10: DELETE /tasks/:id removes task and returns 200 OK</w:t>
-              <w:br/>
+            </w:r>
+          </w:p>
+          <w:p>
+            <w:pPr>
+              <w:spacing w:after="80"/>
+            </w:pPr>
+            <w:r>
               <w:t>[2026-10-11T18:23:59.781Z] GET /api/undefined-route</w:t>
-              <w:br/>
+            </w:r>
+          </w:p>
+          <w:p>
+            <w:pPr>
+              <w:spacing w:after="80"/>
+            </w:pPr>
+            <w:r>
               <w:t>[PASS] Test 11: GET /api/undefined-route returns structured 404 JSON response</w:t>
-              <w:br/>
+            </w:r>
+          </w:p>
+          <w:p>
+            <w:pPr>
+              <w:spacing w:after="80"/>
+            </w:pPr>
+            <w:r>
               <w:t>[2026-10-11T18:23:59.785Z] GET /trigger-error</w:t>
-              <w:br/>
+            </w:r>
+          </w:p>
+          <w:p>
+            <w:pPr>
+              <w:spacing w:after="80"/>
+            </w:pPr>
+            <w:r>
               <w:t>[Global Error Handler] Caught Exception:</w:t>
-              <w:br/>
-              <w:t xml:space="preserve"> Error: Demonstration: Deliberately triggered internal server error.</w:t>
-              <w:br/>
+            </w:r>
+          </w:p>
+          <w:p>
+            <w:pPr>
+              <w:spacing w:after="80"/>
+            </w:pPr>
+            <w:r>
+              <w:t>Error: Demonstration: Deliberately triggered internal server error.</w:t>
+            </w:r>
+          </w:p>
+          <w:p>
+            <w:pPr>
+              <w:spacing w:after="80"/>
+            </w:pPr>
+            <w:r>
               <w:t>[PASS] Test 12: GET /trigger-error triggers centralized 500 error handler</w:t>
-              <w:br/>
-              <w:br/>
+            </w:r>
+          </w:p>
+          <w:p>
+            <w:pPr>
+              <w:spacing w:after="80"/>
+            </w:pPr>
+            <w:r>
               <w:t>===============================================================</w:t>
-              <w:br/>
-              <w:t xml:space="preserve">  Test Results Summary: 12 / 12 Tests Passed (100%)</w:t>
-              <w:br/>
+            </w:r>
+          </w:p>
+          <w:p>
+            <w:pPr>
+              <w:spacing w:after="80"/>
+            </w:pPr>
+            <w:r>
+              <w:t>Test Results Summary: 12 / 12 Tests Passed (100%)</w:t>
+            </w:r>
+          </w:p>
+          <w:p>
+            <w:pPr>
+              <w:spacing w:after="80"/>
+            </w:pPr>
+            <w:r>
               <w:t>===============================================================</w:t>
+            </w:r>
+          </w:p>
+          <w:p>
+            <w:pPr>
+              <w:spacing w:before="160" w:after="160"/>
+              <w:jc w:val="center"/>
+            </w:pPr>
+            <w:r>
+              <w:drawing>
+                <wp:inline xmlns:a="http://schemas.openxmlformats.org/drawingml/2006/main" xmlns:pic="http://schemas.openxmlformats.org/drawingml/2006/picture">
+                  <wp:extent cx="5303520" cy="3093720"/>
+                  <wp:docPr id="1" name="Picture 1"/>
+                  <wp:cNvGraphicFramePr>
+                    <a:graphicFrameLocks noChangeAspect="1"/>
+                  </wp:cNvGraphicFramePr>
+                  <a:graphic>
+                    <a:graphicData uri="http://schemas.openxmlformats.org/drawingml/2006/picture">
+                      <pic:pic>
+                        <pic:nvPicPr>
+                          <pic:cNvPr id="0" name="p4_output.png"/>
+                          <pic:cNvPicPr/>
+                        </pic:nvPicPr>
+                        <pic:blipFill>
+                          <a:blip r:embed="rId21"/>
+                          <a:stretch>
+                            <a:fillRect/>
+                          </a:stretch>
+                        </pic:blipFill>
+                        <pic:spPr>
+                          <a:xfrm>
+                            <a:off x="0" y="0"/>
+                            <a:ext cx="5303520" cy="3093720"/>
+                          </a:xfrm>
+                          <a:prstGeom prst="rect"/>
+                        </pic:spPr>
+                      </pic:pic>
+                    </a:graphicData>
+                  </a:graphic>
+                </wp:inline>
+              </w:drawing>
             </w:r>
           </w:p>
         </w:tc>
